--- a/Progetto_ufficiale.docx
+++ b/Progetto_ufficiale.docx
@@ -70,7 +70,19 @@
         <w:t xml:space="preserve"> &amp; Health: </w:t>
       </w:r>
       <w:r>
-        <w:t xml:space="preserve">studio e soluzioni per inquinanti fisici, chimici e microbiologici, presenti nell'aria e sul terreno, e i loro effetti sulla salute delle persone e degli animali. Include la validazione sperimentale di protocolli di sanificazione clinica o industriale (aree GMP) e lo sviluppo di sistemi </w:t>
+        <w:t>studio e soluzioni per inquinanti fisici, chimici e microbiologici, presenti nell'aria e sul terreno, e i loro effetti sulla salute delle persone e degli animali. Include la validazione sperimentale di protocolli di sanificazione clinica o industriale (aree</w:t>
+      </w:r>
+      <w:r>
+        <w:t xml:space="preserve"> </w:t>
+      </w:r>
+      <w:r>
+        <w:t>Good Manufacturing Practice</w:t>
+      </w:r>
+      <w:r>
+        <w:t xml:space="preserve"> (GMP</w:t>
+      </w:r>
+      <w:r>
+        <w:t xml:space="preserve">) e lo sviluppo di sistemi </w:t>
       </w:r>
       <w:proofErr w:type="spellStart"/>
       <w:r>
@@ -192,7 +204,43 @@
           <w:sz w:val="22"/>
           <w:szCs w:val="22"/>
         </w:rPr>
-        <w:t xml:space="preserve">Le attività di campionamento e le analisi di laboratorio sono condotte in conformità a metodi ufficiali accreditati e seguono rigorosi protocolli standardizzati. Le procedure operative sono suddivise in due fasi sequenziali e interdipendenti: i metodi di campionamento stabiliscono le operazioni da svolgere sul campo e la strumentazione necessaria per il prelievo rappresentativo della matrice ambientale, come stabilito dalla norma UNI EN 13098 per la pianificazione del campionamento di </w:t>
+        <w:t>Le attività di campionamento e le analisi di laboratorio sono condotte in conformità a metodi ufficiali accreditati e seguono rigorosi protocolli standardizzati. Le procedure operative sono suddivise in due fasi sequenziali e interdipendenti</w:t>
+      </w:r>
+      <w:r>
+        <w:rPr>
+          <w:rFonts w:asciiTheme="minorHAnsi" w:eastAsiaTheme="minorHAnsi" w:hAnsiTheme="minorHAnsi" w:cstheme="minorBidi"/>
+          <w:color w:val="auto"/>
+          <w:sz w:val="22"/>
+          <w:szCs w:val="22"/>
+        </w:rPr>
+        <w:t xml:space="preserve">. La prima riguarda </w:t>
+      </w:r>
+      <w:r>
+        <w:rPr>
+          <w:rFonts w:asciiTheme="minorHAnsi" w:eastAsiaTheme="minorHAnsi" w:hAnsiTheme="minorHAnsi" w:cstheme="minorBidi"/>
+          <w:color w:val="auto"/>
+          <w:sz w:val="22"/>
+          <w:szCs w:val="22"/>
+        </w:rPr>
+        <w:t>i metodi di campionamento</w:t>
+      </w:r>
+      <w:r>
+        <w:rPr>
+          <w:rFonts w:asciiTheme="minorHAnsi" w:eastAsiaTheme="minorHAnsi" w:hAnsiTheme="minorHAnsi" w:cstheme="minorBidi"/>
+          <w:color w:val="auto"/>
+          <w:sz w:val="22"/>
+          <w:szCs w:val="22"/>
+        </w:rPr>
+        <w:t>, che</w:t>
+      </w:r>
+      <w:r>
+        <w:rPr>
+          <w:rFonts w:asciiTheme="minorHAnsi" w:eastAsiaTheme="minorHAnsi" w:hAnsiTheme="minorHAnsi" w:cstheme="minorBidi"/>
+          <w:color w:val="auto"/>
+          <w:sz w:val="22"/>
+          <w:szCs w:val="22"/>
+        </w:rPr>
+        <w:t xml:space="preserve"> stabiliscono le operazioni da svolgere sul campo e la strumentazione necessaria per il prelievo rappresentativo della matrice ambientale, come stabilito dalla norma UNI EN 13098 per la pianificazione del campionamento di </w:t>
       </w:r>
       <w:proofErr w:type="spellStart"/>
       <w:r>
@@ -212,7 +260,43 @@
           <w:sz w:val="22"/>
           <w:szCs w:val="22"/>
         </w:rPr>
-        <w:t>. I metodi di prova invece stabiliscono i protocolli analitici e microbiologici di laboratorio per la determinazione e la quantificazione della contaminazione, in conformità con standard come la norma UNI EN ISO 4833 per la conta dei microrganismi vivi. In laboratorio, queste fasi costituiscono un ciclo operativo unico, formalmente convalidato congiuntamente dai due standard (UNI EN 13098 + UNI EN ISO 4833). La conformità delle procedure e la competenza tecnica della struttura sono attestate dall'accreditamento di Accredia (Ente Italiano di Accreditamento), che ne garantisce l'affidabilità tramite verifiche ispettive e controlli periodici.</w:t>
+        <w:t>.</w:t>
+      </w:r>
+      <w:r>
+        <w:rPr>
+          <w:rFonts w:asciiTheme="minorHAnsi" w:eastAsiaTheme="minorHAnsi" w:hAnsiTheme="minorHAnsi" w:cstheme="minorBidi"/>
+          <w:color w:val="auto"/>
+          <w:sz w:val="22"/>
+          <w:szCs w:val="22"/>
+        </w:rPr>
+        <w:t xml:space="preserve"> La seconda è rappresentata dai</w:t>
+      </w:r>
+      <w:r>
+        <w:rPr>
+          <w:rFonts w:asciiTheme="minorHAnsi" w:eastAsiaTheme="minorHAnsi" w:hAnsiTheme="minorHAnsi" w:cstheme="minorBidi"/>
+          <w:color w:val="auto"/>
+          <w:sz w:val="22"/>
+          <w:szCs w:val="22"/>
+        </w:rPr>
+        <w:t xml:space="preserve"> metodi di prova</w:t>
+      </w:r>
+      <w:r>
+        <w:rPr>
+          <w:rFonts w:asciiTheme="minorHAnsi" w:eastAsiaTheme="minorHAnsi" w:hAnsiTheme="minorHAnsi" w:cstheme="minorBidi"/>
+          <w:color w:val="auto"/>
+          <w:sz w:val="22"/>
+          <w:szCs w:val="22"/>
+        </w:rPr>
+        <w:t>, che</w:t>
+      </w:r>
+      <w:r>
+        <w:rPr>
+          <w:rFonts w:asciiTheme="minorHAnsi" w:eastAsiaTheme="minorHAnsi" w:hAnsiTheme="minorHAnsi" w:cstheme="minorBidi"/>
+          <w:color w:val="auto"/>
+          <w:sz w:val="22"/>
+          <w:szCs w:val="22"/>
+        </w:rPr>
+        <w:t xml:space="preserve"> stabiliscono i protocolli analitici e microbiologici di laboratorio per la determinazione e la quantificazione della contaminazione, in conformità con standard come la norma UNI EN ISO 4833 per la conta dei microrganismi vivi. In laboratorio, queste fasi costituiscono un ciclo operativo unico, formalmente convalidato congiuntamente dai due standard (UNI EN 13098 + UNI EN ISO 4833). La conformità delle procedure e la competenza tecnica della struttura sono attestate dall'accreditamento di Accredia (Ente Italiano di Accreditamento), che ne garantisce l'affidabilità tramite verifiche ispettive e controlli periodici.</w:t>
       </w:r>
     </w:p>
     <w:p>
@@ -225,7 +309,37 @@
     </w:p>
     <w:p>
       <w:r>
-        <w:t>Il progetto ENVASS nasce e si sviluppa all’interno del laboratorio CIAS per rispondere all'esigenza di creare un sistema gestionale centralizzato in grado di archiviare, tracciare e gestire tutte le informazioni relative ai campioni analizzati. Nella sua prima versione, il sistema era un'interfaccia web statica, usata principalmente per catalogare manualmente i singoli campioni analizzati e per aggiungere foto. Poi, si potevano estrarre dei dati, da dei filtri di ricerca basati su variabili chiave come il progetto di riferimento, la struttura ospitante e quando sono state fatte le rilevazioni.</w:t>
+        <w:t xml:space="preserve">Il progetto ENVASS nasce e si sviluppa all’interno del laboratorio CIAS per rispondere all'esigenza di creare un sistema gestionale centralizzato in grado di archiviare, tracciare e gestire tutte le informazioni relative ai campioni analizzati. Nella sua prima versione, il sistema era un'interfaccia web statica, usata principalmente per catalogare manualmente i singoli campioni analizzati e </w:t>
+      </w:r>
+      <w:r>
+        <w:t>le relative</w:t>
+      </w:r>
+      <w:r>
+        <w:t xml:space="preserve"> foto. </w:t>
+      </w:r>
+      <w:r>
+        <w:t>Erano disponibili anche funzionalità di estrazione dati basati su filtri di ricerca le cui</w:t>
+      </w:r>
+      <w:r>
+        <w:t xml:space="preserve"> variabili chiave </w:t>
+      </w:r>
+      <w:r>
+        <w:t xml:space="preserve">erano </w:t>
+      </w:r>
+      <w:r>
+        <w:t>il progetto di riferimento, la struttura ospitante e le</w:t>
+      </w:r>
+      <w:r>
+        <w:t xml:space="preserve"> date di</w:t>
+      </w:r>
+      <w:r>
+        <w:t xml:space="preserve"> rilevazion</w:t>
+      </w:r>
+      <w:r>
+        <w:t>e</w:t>
+      </w:r>
+      <w:r>
+        <w:t>.</w:t>
       </w:r>
     </w:p>
     <w:p>
@@ -238,10 +352,20 @@
       <w:r>
         <w:t>Per realizzare questa transizione tecnologica, il CIAS ha affidato al laboratorio ACLAI la progettazione e lo sviluppo di una versione avanzata del sistema preesistente.</w:t>
       </w:r>
-    </w:p>
-    <w:p>
-      <w:r>
-        <w:t>L'analisi del flusso di lavoro ha portato alla mappatura dei processi principali e allo sviluppo di un'architettura software suddivisa in sei macro-blocchi.</w:t>
+      <w:r>
+        <w:t xml:space="preserve"> </w:t>
+      </w:r>
+      <w:r>
+        <w:t xml:space="preserve">L'analisi del flusso di lavoro ha portato alla mappatura dei processi principali e allo sviluppo di un'architettura software suddivisa </w:t>
+      </w:r>
+      <w:r>
+        <w:t>nei</w:t>
+      </w:r>
+      <w:r>
+        <w:t xml:space="preserve"> macro-blocchi</w:t>
+      </w:r>
+      <w:r>
+        <w:t>, che andremo ad analizzare di seguito.</w:t>
       </w:r>
     </w:p>
     <w:p>
@@ -295,7 +419,34 @@
           <w:sz w:val="22"/>
           <w:szCs w:val="22"/>
         </w:rPr>
-        <w:t xml:space="preserve">Nel dettaglio, il modulo gestisce i profili dei committenti, ovvero i clienti esterni o gli enti terzi che richiedono le prestazioni analitiche del CIAS. Per ciascun committente, il sistema archivia sistematicamente le informazioni di contatto. Queste includono recapiti telefonici, indirizzi di posta elettronica e sedi fisiche. Questo garantisce la tracciabilità amministrativa e la corretta associazione delle commesse. </w:t>
+        <w:t>Innanzitutto</w:t>
+      </w:r>
+      <w:r>
+        <w:rPr>
+          <w:rFonts w:eastAsiaTheme="minorHAnsi" w:cstheme="minorBidi"/>
+          <w:color w:val="auto"/>
+          <w:sz w:val="22"/>
+          <w:szCs w:val="22"/>
+        </w:rPr>
+        <w:t>, il modulo gestisce i profili dei committenti, ovvero i clienti esterni o gli enti terzi che richiedono le prestazioni del CIAS. Per ciascun committente, il sistema archivia le informazioni di contatto</w:t>
+      </w:r>
+      <w:r>
+        <w:rPr>
+          <w:rFonts w:eastAsiaTheme="minorHAnsi" w:cstheme="minorBidi"/>
+          <w:color w:val="auto"/>
+          <w:sz w:val="22"/>
+          <w:szCs w:val="22"/>
+        </w:rPr>
+        <w:t>, che</w:t>
+      </w:r>
+      <w:r>
+        <w:rPr>
+          <w:rFonts w:eastAsiaTheme="minorHAnsi" w:cstheme="minorBidi"/>
+          <w:color w:val="auto"/>
+          <w:sz w:val="22"/>
+          <w:szCs w:val="22"/>
+        </w:rPr>
+        <w:t xml:space="preserve"> includono recapiti telefonici, indirizzi di posta elettronica e sedi fisiche. Questo garantisce la tracciabilità amministrativa e la corretta associazione delle commesse. </w:t>
       </w:r>
     </w:p>
     <w:p>
@@ -318,7 +469,26 @@
           <w:sz w:val="22"/>
           <w:szCs w:val="22"/>
         </w:rPr>
-        <w:t>L'anagrafica mappa i siti tramite legame gerarchico tra strutture e partizioni: le strutture rappresentano complessi edilizi, presidi ospedalieri o siti industriali; le partizioni ne definiscono le macro-suddivisioni interne.</w:t>
+        <w:t xml:space="preserve">L'anagrafica rappresenta i siti attraverso un modello gerarchico articolato su tre livelli. Le strutture identificano le entità principali, </w:t>
+      </w:r>
+      <w:r>
+        <w:rPr>
+          <w:rFonts w:eastAsiaTheme="minorHAnsi" w:cstheme="minorBidi"/>
+          <w:color w:val="auto"/>
+          <w:sz w:val="22"/>
+          <w:szCs w:val="22"/>
+          <w:u w:val="single"/>
+        </w:rPr>
+        <w:t>come</w:t>
+      </w:r>
+      <w:r>
+        <w:rPr>
+          <w:rFonts w:eastAsiaTheme="minorHAnsi" w:cstheme="minorBidi"/>
+          <w:color w:val="auto"/>
+          <w:sz w:val="22"/>
+          <w:szCs w:val="22"/>
+        </w:rPr>
+        <w:t xml:space="preserve"> complessi edilizi, presidi ospedalieri o siti industriali. Le partizioni definiscono le principali suddivisioni logiche o fisiche. Infine, le aree di partizione introducono un ulteriore livello di dettaglio, individuando specifici elementi spaziali all'interno delle partizioni, quali singoli edifici e relativi piani.</w:t>
       </w:r>
     </w:p>
     <w:p>
@@ -341,7 +511,43 @@
           <w:sz w:val="22"/>
           <w:szCs w:val="22"/>
         </w:rPr>
-        <w:t>Le attività, invece, sono i progetti assegnati e gestiti dal laboratorio. Ogni attività è caratterizzata da una gerarchia di attributi che comprende una tipologia specifica che ne determina la natura e la finalità (ad esempio, progetto di ricerca, monitoraggio, ecc.) e uno stato operativo.</w:t>
+        <w:t xml:space="preserve">Le attività, invece, sono i progetti assegnati e gestiti dal laboratorio. </w:t>
+      </w:r>
+      <w:r>
+        <w:rPr>
+          <w:rFonts w:eastAsiaTheme="minorHAnsi" w:cstheme="minorBidi"/>
+          <w:color w:val="auto"/>
+          <w:sz w:val="22"/>
+          <w:szCs w:val="22"/>
+        </w:rPr>
+        <w:t>Ognuna</w:t>
+      </w:r>
+      <w:r>
+        <w:rPr>
+          <w:rFonts w:eastAsiaTheme="minorHAnsi" w:cstheme="minorBidi"/>
+          <w:color w:val="auto"/>
+          <w:sz w:val="22"/>
+          <w:szCs w:val="22"/>
+        </w:rPr>
+        <w:t xml:space="preserve"> è caratterizzata da attributi che comprend</w:t>
+      </w:r>
+      <w:r>
+        <w:rPr>
+          <w:rFonts w:eastAsiaTheme="minorHAnsi" w:cstheme="minorBidi"/>
+          <w:color w:val="auto"/>
+          <w:sz w:val="22"/>
+          <w:szCs w:val="22"/>
+        </w:rPr>
+        <w:t>ono</w:t>
+      </w:r>
+      <w:r>
+        <w:rPr>
+          <w:rFonts w:eastAsiaTheme="minorHAnsi" w:cstheme="minorBidi"/>
+          <w:color w:val="auto"/>
+          <w:sz w:val="22"/>
+          <w:szCs w:val="22"/>
+        </w:rPr>
+        <w:t xml:space="preserve"> una tipologia specifica che ne determina la natura e la finalità (ad esempio, progetto di ricerca, monitoraggio, ecc.) e uno stato operativo.</w:t>
       </w:r>
     </w:p>
     <w:p>
@@ -383,7 +589,7 @@
     </w:p>
     <w:p>
       <w:r>
-        <w:t>Il macro-blocco delle "Liste" costituisce il dizionario tecnico e il catalogo centralizzato del sistema ENVASS, raccogliendo i parametri chimici, biologici, strumentali e metodologici essenziali per la descrizione e la standardizzazione del progetto di campionamento e delle analisi. Il modulo offre un archivio di voci predefinite e codificate che riducono i tempi di inserimento manuale e garantiscono l'uniformità dei dati secondo le direttive di controllo della qualità.</w:t>
+        <w:t>Il macro-blocco delle Liste costituisce il dizionario tecnico e il catalogo centralizzato del sistema ENVASS, raccogliendo i parametri chimici, biologici, strumentali e metodologici essenziali per la descrizione e la standardizzazione del progetto di campionamento e delle analisi. Il modulo offre un archivio di voci predefinite e codificate che riducono i tempi di inserimento manuale e garantiscono l'uniformità dei dati secondo le direttive di controllo della qualità.</w:t>
       </w:r>
     </w:p>
     <w:p>
@@ -398,11 +604,8 @@
     </w:p>
     <w:p>
       <w:r>
-        <w:t xml:space="preserve">La standardizzazione delle procedure si basa sulla distinzione e sull'integrazione di due componenti fondamentali: i metodi di campionamento e i metodi di prova. I metodi di campionamento definiscono le </w:t>
-      </w:r>
-      <w:r>
         <w:lastRenderedPageBreak/>
-        <w:t xml:space="preserve">operazioni di prelievo sul campo e includono i dati relativi alla matrice, all'ambiente e al parametro, con la loro specifica denominazione. I metodi di prova, invece, governano la fase successiva di analisi in laboratorio, memorizzando le informazioni sulla matrice, sull'ambiente, sul parametro biologico da ricercare, sulla temperatura e sul tempo di incubazione necessari, nonché una descrizione testuale della procedura e il tipo di verbale applicabile. Inoltre, il </w:t>
+        <w:t xml:space="preserve">La standardizzazione delle procedure si basa sulla distinzione e sull'integrazione di due componenti fondamentali: i metodi di campionamento e i metodi di prova. I metodi di campionamento definiscono le operazioni di prelievo sul campo e includono i dati relativi alla matrice, all'ambiente e al parametro, con la loro specifica denominazione. I metodi di prova, invece, governano la fase successiva di analisi in laboratorio, memorizzando le informazioni sulla matrice, sull'ambiente, sul parametro biologico da ricercare, sulla temperatura e sul tempo di incubazione necessari, nonché una descrizione testuale della procedura e il tipo di verbale applicabile. Inoltre, il </w:t>
       </w:r>
       <w:proofErr w:type="spellStart"/>
       <w:r>
@@ -461,7 +664,7 @@
           <w:sz w:val="22"/>
           <w:szCs w:val="22"/>
         </w:rPr>
-        <w:t>Nella parte iniziale del verbale sono riportati i dati anagrafici necessari per raggiungere il luogo del prelievo e un riepilogo generale del monitoraggio da effettuare. Ogni verbale viene generato a partire da una "Campagna di campionamento". Questa definisce a monte il committente, l'attività e la struttura di riferimento. Il rapporto tra queste due entità è di tipo uno-a-molti: una singola campagna può contenere più verbali, mentre un verbale appartiene rigorosamente a una sola campagna. Il documento viene creato unendo i dati della campagna, la specifica partizione, l'area di partizione e la tipologia di verbale, che può essere interno o esterno. Questa distinzione stabilisce chi esegue fisicamente il prelievo: se il verbale è interno, il campionamento viene svolto dai tecnici del CIAS; se invece è esterno, viene eseguito da un ente terzo che consegna successivamente i campioni al laboratorio.</w:t>
+        <w:t>Nella parte iniziale del verbale sono riportati i dati anagrafici necessari per raggiungere il luogo del prelievo e un riepilogo generale del monitoraggio da effettuare. Ogni verbale viene generato a partire da una Campagna di campionamento. Questa definisce a monte il committente, l'attività e la struttura di riferimento. Il rapporto tra queste due entità è di tipo uno-a-molti: una singola campagna può contenere più verbali, mentre un verbale appartiene rigorosamente a una sola campagna. Il documento viene creato unendo i dati della campagna, la specifica partizione, l'area di partizione e la tipologia di verbale, che può essere interno o esterno. Questa distinzione stabilisce chi esegue fisicamente il prelievo: se il verbale è interno, il campionamento viene svolto dai tecnici del CIAS; se invece è esterno, viene eseguito da un ente terzo che consegna successivamente i campioni al laboratorio.</w:t>
       </w:r>
     </w:p>
     <w:p>
@@ -574,11 +777,11 @@
     </w:p>
     <w:p>
       <w:r>
-        <w:t xml:space="preserve">Il sistema consente di registrare i risultati relativi ai batteri Gram-negativi e alla loro speciazione come test diagnostici aggiuntivi. A causa della loro complessa struttura cellulare, caratterizzata da una membrana esterna che ne aumenta la persistenza nell'ambiente e la resistenza agli agenti chimici, questi microrganismi costituiscono un fondamentale indicatore di contaminazione in ambito sanitario. Per garantirne il </w:t>
+        <w:t xml:space="preserve">Il sistema consente di registrare i risultati relativi ai batteri Gram-negativi e alla loro speciazione come test diagnostici aggiuntivi. A causa della loro complessa struttura cellulare, caratterizzata da una membrana </w:t>
       </w:r>
       <w:r>
         <w:lastRenderedPageBreak/>
-        <w:t xml:space="preserve">monitoraggio epidemiologico, il software prevede un campo dedicato in cui l'operatore può inserire il numero di colonie riscontrate. </w:t>
+        <w:t xml:space="preserve">esterna che ne aumenta la persistenza nell'ambiente e la resistenza agli agenti chimici, questi microrganismi costituiscono un fondamentale indicatore di contaminazione in ambito sanitario. Per garantirne il monitoraggio epidemiologico, il software prevede un campo dedicato in cui l'operatore può inserire il numero di colonie riscontrate. </w:t>
       </w:r>
       <w:r>
         <w:t xml:space="preserve"> </w:t>
@@ -614,7 +817,7 @@
     </w:p>
     <w:p>
       <w:r>
-        <w:t>Il modulo "Rapporti di prova" gestisce la redazione e l'emissione del documento finale del laboratorio che riepiloga le informazioni sul campionamento e gli esiti delle analisi microbiologiche condotte. Il rapporto di prova si genera a partire dalla selezione delle modalità operative. Al fine di ridurre gli errori manuali e velocizzare il processo, quasi tutte le informazioni necessarie vengono recuperate automaticamente dal sistema; l'unica eccezione riguarda le informazioni di legge nell'appendice, che l'operatore deve selezionare manualmente in base al caso specifico.</w:t>
+        <w:t>Il modulo Rapporti di prova gestisce la redazione e l'emissione del documento finale del laboratorio che riepiloga le informazioni sul campionamento e gli esiti delle analisi microbiologiche condotte. Il rapporto di prova si genera a partire dalla selezione delle modalità operative. Al fine di ridurre gli errori manuali e velocizzare il processo, quasi tutte le informazioni necessarie vengono recuperate automaticamente dal sistema; l'unica eccezione riguarda le informazioni di legge nell'appendice, che l'operatore deve selezionare manualmente in base al caso specifico.</w:t>
       </w:r>
     </w:p>
     <w:p>
@@ -624,7 +827,7 @@
     </w:p>
     <w:p>
       <w:r>
-        <w:t>La spedizione vera e propria al cliente viene eseguita dal responsabile dei sistemi informativi. Questa operazione attiva un blocco automatico e definitivo su tutte le informazioni associate al rapporto di prova, impedendo qualsiasi modifica successiva e garantendo l'integrità del dato. Se dopo il blocco ci si accorge di eventuali errori, il sistema non permette in alcun modo di sbloccare il documento originale. Per rimediare, è possibile creare una "copia correttiva", una funzione che consente di modificare i dati precedentemente bloccati, generando un nuovo documento e lasciando comunque intatto e storicizzato il rapporto di prova iniziale da cui è stata tratta la copia.</w:t>
+        <w:t>La spedizione vera e propria al cliente viene eseguita dal responsabile dei sistemi informativi. Questa operazione attiva un blocco automatico e definitivo su tutte le informazioni associate al rapporto di prova, impedendo qualsiasi modifica successiva e garantendo l'integrità del dato. Se dopo il blocco ci si accorge di eventuali errori, il sistema non permette in alcun modo di sbloccare il documento originale. Per rimediare, è possibile creare una copia correttiva, una funzione che consente di modificare i dati precedentemente bloccati, generando un nuovo documento e lasciando comunque intatto e storicizzato il rapporto di prova iniziale da cui è stata tratta la copia.</w:t>
       </w:r>
     </w:p>
     <w:p/>
@@ -678,13 +881,7 @@
         </w:numPr>
       </w:pPr>
       <w:r>
-        <w:t xml:space="preserve">Liste e </w:t>
-      </w:r>
-      <w:r>
-        <w:t>A</w:t>
-      </w:r>
-      <w:r>
-        <w:t>nagrafica: monitora le variazioni dei dati di base del sistema. Il sistema registra la storia di tutte le modifiche fatte nel tempo a ogni oggetto (per esempio un committente, una struttura o un lotto di consumo nelle liste).</w:t>
+        <w:t>Liste e Anagrafica: monitora le variazioni dei dati di base del sistema. Il sistema registra la storia di tutte le modifiche fatte nel tempo a ogni oggetto (per esempio un committente, una struttura o un lotto di consumo nelle liste).</w:t>
       </w:r>
     </w:p>
     <w:p>
@@ -708,6 +905,7 @@
         </w:numPr>
       </w:pPr>
       <w:r>
+        <w:lastRenderedPageBreak/>
         <w:t>Analisi: registra in modo granulare tutte le modifiche effettuate sui singoli campioni biologici associati a un determinato verbale, monitorando l'inserimento o la revisione dei dati critici, come la conta delle colonie, i risultati dei test sui batteri Gram-negativi e i parametri di speciazione.</w:t>
       </w:r>
     </w:p>
@@ -720,7 +918,6 @@
         </w:numPr>
       </w:pPr>
       <w:r>
-        <w:lastRenderedPageBreak/>
         <w:t>Rapporti di prova (Test Report): monitora la cronologia delle modifiche di ogni rapporto di prova specifico durante le fasi di redazione, richiesta di approvazione, rifiuto o emissione della copia correttiva.</w:t>
       </w:r>
     </w:p>

--- a/Progetto_ufficiale.docx
+++ b/Progetto_ufficiale.docx
@@ -25,7 +25,22 @@
         </w:rPr>
       </w:pPr>
       <w:r>
-        <w:t>Il progetto è stato commissionato dal CIAS (Centro ricerche Inquinamento Fisico Chimico Microbiologico Ambienti Alta Sterilità) dell'Università degli Studi di Ferrara.</w:t>
+        <w:t xml:space="preserve">Il progetto è stato commissionato dal </w:t>
+      </w:r>
+      <w:r>
+        <w:t>Centro ricerche Inquinamento Fisico Chimico Microbiologico Ambienti Alta Sterilità</w:t>
+      </w:r>
+      <w:r>
+        <w:t xml:space="preserve"> </w:t>
+      </w:r>
+      <w:r>
+        <w:t>(</w:t>
+      </w:r>
+      <w:r>
+        <w:t>CIAS</w:t>
+      </w:r>
+      <w:r>
+        <w:t>) dell'Università degli Studi di Ferrara.</w:t>
       </w:r>
       <w:r>
         <w:t xml:space="preserve">  Il Centro è stato fondato nel 2005 come struttura di ricerca interna del Dipartimento di Architettura. </w:t>
@@ -73,10 +88,7 @@
         <w:t>studio e soluzioni per inquinanti fisici, chimici e microbiologici, presenti nell'aria e sul terreno, e i loro effetti sulla salute delle persone e degli animali. Include la validazione sperimentale di protocolli di sanificazione clinica o industriale (aree</w:t>
       </w:r>
       <w:r>
-        <w:t xml:space="preserve"> </w:t>
-      </w:r>
-      <w:r>
-        <w:t>Good Manufacturing Practice</w:t>
+        <w:t xml:space="preserve"> Good Manufacturing Practice</w:t>
       </w:r>
       <w:r>
         <w:t xml:space="preserve"> (GMP</w:t>
@@ -469,15 +481,32 @@
           <w:sz w:val="22"/>
           <w:szCs w:val="22"/>
         </w:rPr>
-        <w:t xml:space="preserve">L'anagrafica rappresenta i siti attraverso un modello gerarchico articolato su tre livelli. Le strutture identificano le entità principali, </w:t>
-      </w:r>
-      <w:r>
-        <w:rPr>
-          <w:rFonts w:eastAsiaTheme="minorHAnsi" w:cstheme="minorBidi"/>
-          <w:color w:val="auto"/>
-          <w:sz w:val="22"/>
-          <w:szCs w:val="22"/>
-          <w:u w:val="single"/>
+        <w:t xml:space="preserve">L'anagrafica rappresenta i </w:t>
+      </w:r>
+      <w:r>
+        <w:rPr>
+          <w:rFonts w:eastAsiaTheme="minorHAnsi" w:cstheme="minorBidi"/>
+          <w:color w:val="auto"/>
+          <w:sz w:val="22"/>
+          <w:szCs w:val="22"/>
+        </w:rPr>
+        <w:t>luoghi di campionamento</w:t>
+      </w:r>
+      <w:r>
+        <w:rPr>
+          <w:rFonts w:eastAsiaTheme="minorHAnsi" w:cstheme="minorBidi"/>
+          <w:color w:val="auto"/>
+          <w:sz w:val="22"/>
+          <w:szCs w:val="22"/>
+        </w:rPr>
+        <w:t xml:space="preserve"> attraverso un modello gerarchico articolato su tre livelli. Le strutture identificano le entità principali, </w:t>
+      </w:r>
+      <w:r>
+        <w:rPr>
+          <w:rFonts w:eastAsiaTheme="minorHAnsi" w:cstheme="minorBidi"/>
+          <w:color w:val="auto"/>
+          <w:sz w:val="22"/>
+          <w:szCs w:val="22"/>
         </w:rPr>
         <w:t>come</w:t>
       </w:r>
@@ -488,7 +517,25 @@
           <w:sz w:val="22"/>
           <w:szCs w:val="22"/>
         </w:rPr>
-        <w:t xml:space="preserve"> complessi edilizi, presidi ospedalieri o siti industriali. Le partizioni definiscono le principali suddivisioni logiche o fisiche. Infine, le aree di partizione introducono un ulteriore livello di dettaglio, individuando specifici elementi spaziali all'interno delle partizioni, quali singoli edifici e relativi piani.</w:t>
+        <w:t xml:space="preserve"> complessi edilizi, presidi ospedalieri o siti industriali. Le partizioni definiscono le principali suddivisioni logiche o fisiche</w:t>
+      </w:r>
+      <w:r>
+        <w:rPr>
+          <w:rFonts w:eastAsiaTheme="minorHAnsi" w:cstheme="minorBidi"/>
+          <w:color w:val="auto"/>
+          <w:sz w:val="22"/>
+          <w:szCs w:val="22"/>
+        </w:rPr>
+        <w:t xml:space="preserve"> all’interno di una struttura</w:t>
+      </w:r>
+      <w:r>
+        <w:rPr>
+          <w:rFonts w:eastAsiaTheme="minorHAnsi" w:cstheme="minorBidi"/>
+          <w:color w:val="auto"/>
+          <w:sz w:val="22"/>
+          <w:szCs w:val="22"/>
+        </w:rPr>
+        <w:t>. Infine, le aree di partizione introducono un ulteriore livello di dettaglio, individuando specifici elementi spaziali all'interno delle partizioni, quali singoli edifici e relativi piani.</w:t>
       </w:r>
     </w:p>
     <w:p>
@@ -3002,6 +3049,7 @@
   <w:style w:type="character" w:default="1" w:styleId="Carpredefinitoparagrafo">
     <w:name w:val="Default Paragraph Font"/>
     <w:uiPriority w:val="1"/>
+    <w:semiHidden/>
     <w:unhideWhenUsed/>
   </w:style>
   <w:style w:type="table" w:default="1" w:styleId="Tabellanormale">
